--- a/backend-exhibits/Dropbox to Google Shared Drive Standard Plan - Standard Include.docx
+++ b/backend-exhibits/Dropbox to Google Shared Drive Standard Plan - Standard Include.docx
@@ -44,7 +44,7 @@
                 <w:b/>
                 <w:color w:val="000000"/>
               </w:rPr>
-              <w:t>Standard Plan Features (DROPBOX TO GOOGLE SHARED DRIVE)</w:t>
+              <w:t>Basic Plan Features (DROPBOX TO GOOGLE SHARED DRIVE)</w:t>
             </w:r>
           </w:p>
         </w:tc>

--- a/backend-exhibits/Dropbox to Google Shared Drive Standard Plan - Standard Include.docx
+++ b/backend-exhibits/Dropbox to Google Shared Drive Standard Plan - Standard Include.docx
@@ -836,10 +836,10 @@
   <w:docDefaults>
     <w:rPrDefault>
       <w:rPr>
-        <w:rFonts w:asciiTheme="minorHAnsi" w:eastAsiaTheme="minorEastAsia" w:hAnsiTheme="minorHAnsi" w:cstheme="minorBidi"/>
+        <w:rFonts w:ascii="Arial" w:hAnsi="Arial" w:cs="Arial" w:eastAsia="Arial"/>
         <w:kern w:val="2"/>
-        <w:sz w:val="24"/>
-        <w:szCs w:val="24"/>
+        <w:sz w:val="21"/>
+        <w:szCs w:val="21"/>
         <w:lang w:val="en-IN" w:eastAsia="en-IN" w:bidi="ar-SA"/>
         <w14:ligatures w14:val="standardContextual"/>
       </w:rPr>
@@ -1236,7 +1236,7 @@
       <w:ind w:left="-690"/>
     </w:pPr>
     <w:rPr>
-      <w:rFonts w:ascii="Arial" w:eastAsia="Arial" w:hAnsi="Arial" w:cs="Arial"/>
+      <w:rFonts w:ascii="Arial" w:hAnsi="Arial" w:cs="Arial" w:eastAsia="Arial"/>
       <w:color w:val="8D8D8D"/>
       <w:sz w:val="21"/>
     </w:rPr>
